--- a/backend/services/mesures.docx
+++ b/backend/services/mesures.docx
@@ -18,6 +18,16 @@
     </w:p>
     <w:p>
       <w:pPr>
+        <w:pStyle w:val="BodyText"/>
+        <w:spacing w:before="360" w:after="80"/>
+        <w:rPr/>
+      </w:pPr>
+      <w:r>
+        <w:rPr/>
+      </w:r>
+    </w:p>
+    <w:p>
+      <w:pPr>
         <w:pStyle w:val="Heading2"/>
         <w:rPr/>
       </w:pPr>
@@ -40,6 +50,15 @@
     </w:p>
     <w:p>
       <w:pPr>
+        <w:pStyle w:val="BodyText"/>
+        <w:rPr/>
+      </w:pPr>
+      <w:r>
+        <w:rPr/>
+      </w:r>
+    </w:p>
+    <w:p>
+      <w:pPr>
         <w:pStyle w:val="Heading2"/>
         <w:rPr/>
       </w:pPr>
@@ -48,6 +67,17 @@
         <w:rPr/>
         <w:t>Formation requise</w:t>
       </w:r>
+    </w:p>
+    <w:p>
+      <w:pPr>
+        <w:pStyle w:val="BodyText"/>
+        <w:rPr/>
+      </w:pPr>
+      <w:r>
+        <w:rPr/>
+      </w:r>
+      <w:bookmarkEnd w:id="0"/>
+      <w:bookmarkEnd w:id="2"/>
     </w:p>
     <w:p>
       <w:pPr>
@@ -72,8 +102,8 @@
         </w:tblCellMar>
       </w:tblPr>
       <w:tblGrid>
-        <w:gridCol w:w="1336"/>
-        <w:gridCol w:w="1338"/>
+        <w:gridCol w:w="1335"/>
+        <w:gridCol w:w="1339"/>
         <w:gridCol w:w="1337"/>
         <w:gridCol w:w="1337"/>
         <w:gridCol w:w="1337"/>
@@ -84,7 +114,7 @@
         <w:trPr/>
         <w:tc>
           <w:tcPr>
-            <w:tcW w:w="1336" w:type="dxa"/>
+            <w:tcW w:w="1335" w:type="dxa"/>
             <w:tcBorders>
               <w:top w:val="single" w:sz="4" w:space="0" w:color="000000"/>
               <w:left w:val="single" w:sz="4" w:space="0" w:color="000000"/>
@@ -93,7 +123,7 @@
           </w:tcPr>
           <w:p>
             <w:pPr>
-              <w:pStyle w:val="Contenudetableau"/>
+              <w:pStyle w:val="Contenudetableauuser"/>
               <w:spacing w:before="0" w:after="200"/>
               <w:rPr/>
             </w:pPr>
@@ -105,122 +135,122 @@
         </w:tc>
         <w:tc>
           <w:tcPr>
+            <w:tcW w:w="1339" w:type="dxa"/>
+            <w:tcBorders>
+              <w:top w:val="single" w:sz="4" w:space="0" w:color="000000"/>
+              <w:left w:val="single" w:sz="4" w:space="0" w:color="000000"/>
+              <w:bottom w:val="single" w:sz="4" w:space="0" w:color="000000"/>
+            </w:tcBorders>
+          </w:tcPr>
+          <w:p>
+            <w:pPr>
+              <w:pStyle w:val="Contenudetableauuser"/>
+              <w:spacing w:before="0" w:after="200"/>
+              <w:rPr/>
+            </w:pPr>
+            <w:r>
+              <w:rPr/>
+              <w:t>1</w:t>
+            </w:r>
+          </w:p>
+        </w:tc>
+        <w:tc>
+          <w:tcPr>
+            <w:tcW w:w="1337" w:type="dxa"/>
+            <w:tcBorders>
+              <w:top w:val="single" w:sz="4" w:space="0" w:color="000000"/>
+              <w:left w:val="single" w:sz="4" w:space="0" w:color="000000"/>
+              <w:bottom w:val="single" w:sz="4" w:space="0" w:color="000000"/>
+            </w:tcBorders>
+          </w:tcPr>
+          <w:p>
+            <w:pPr>
+              <w:pStyle w:val="Contenudetableauuser"/>
+              <w:spacing w:before="0" w:after="200"/>
+              <w:rPr/>
+            </w:pPr>
+            <w:r>
+              <w:rPr/>
+              <w:t>2</w:t>
+            </w:r>
+          </w:p>
+        </w:tc>
+        <w:tc>
+          <w:tcPr>
+            <w:tcW w:w="1337" w:type="dxa"/>
+            <w:tcBorders>
+              <w:top w:val="single" w:sz="4" w:space="0" w:color="000000"/>
+              <w:left w:val="single" w:sz="4" w:space="0" w:color="000000"/>
+              <w:bottom w:val="single" w:sz="4" w:space="0" w:color="000000"/>
+            </w:tcBorders>
+          </w:tcPr>
+          <w:p>
+            <w:pPr>
+              <w:pStyle w:val="Contenudetableauuser"/>
+              <w:spacing w:before="0" w:after="200"/>
+              <w:rPr/>
+            </w:pPr>
+            <w:r>
+              <w:rPr/>
+              <w:t>3</w:t>
+            </w:r>
+          </w:p>
+        </w:tc>
+        <w:tc>
+          <w:tcPr>
+            <w:tcW w:w="1337" w:type="dxa"/>
+            <w:tcBorders>
+              <w:top w:val="single" w:sz="4" w:space="0" w:color="000000"/>
+              <w:left w:val="single" w:sz="4" w:space="0" w:color="000000"/>
+              <w:bottom w:val="single" w:sz="4" w:space="0" w:color="000000"/>
+            </w:tcBorders>
+          </w:tcPr>
+          <w:p>
+            <w:pPr>
+              <w:pStyle w:val="Contenudetableauuser"/>
+              <w:spacing w:before="0" w:after="200"/>
+              <w:rPr/>
+            </w:pPr>
+            <w:r>
+              <w:rPr/>
+              <w:t>4</w:t>
+            </w:r>
+          </w:p>
+        </w:tc>
+        <w:tc>
+          <w:tcPr>
+            <w:tcW w:w="1337" w:type="dxa"/>
+            <w:tcBorders>
+              <w:top w:val="single" w:sz="4" w:space="0" w:color="000000"/>
+              <w:left w:val="single" w:sz="4" w:space="0" w:color="000000"/>
+              <w:bottom w:val="single" w:sz="4" w:space="0" w:color="000000"/>
+            </w:tcBorders>
+          </w:tcPr>
+          <w:p>
+            <w:pPr>
+              <w:pStyle w:val="Contenudetableauuser"/>
+              <w:spacing w:before="0" w:after="200"/>
+              <w:rPr/>
+            </w:pPr>
+            <w:r>
+              <w:rPr/>
+              <w:t>5</w:t>
+            </w:r>
+          </w:p>
+        </w:tc>
+        <w:tc>
+          <w:tcPr>
             <w:tcW w:w="1338" w:type="dxa"/>
             <w:tcBorders>
               <w:top w:val="single" w:sz="4" w:space="0" w:color="000000"/>
               <w:left w:val="single" w:sz="4" w:space="0" w:color="000000"/>
               <w:bottom w:val="single" w:sz="4" w:space="0" w:color="000000"/>
-            </w:tcBorders>
-          </w:tcPr>
-          <w:p>
-            <w:pPr>
-              <w:pStyle w:val="Contenudetableau"/>
-              <w:spacing w:before="0" w:after="200"/>
-              <w:rPr/>
-            </w:pPr>
-            <w:r>
-              <w:rPr/>
-              <w:t>1</w:t>
-            </w:r>
-          </w:p>
-        </w:tc>
-        <w:tc>
-          <w:tcPr>
-            <w:tcW w:w="1337" w:type="dxa"/>
-            <w:tcBorders>
-              <w:top w:val="single" w:sz="4" w:space="0" w:color="000000"/>
-              <w:left w:val="single" w:sz="4" w:space="0" w:color="000000"/>
-              <w:bottom w:val="single" w:sz="4" w:space="0" w:color="000000"/>
-            </w:tcBorders>
-          </w:tcPr>
-          <w:p>
-            <w:pPr>
-              <w:pStyle w:val="Contenudetableau"/>
-              <w:spacing w:before="0" w:after="200"/>
-              <w:rPr/>
-            </w:pPr>
-            <w:r>
-              <w:rPr/>
-              <w:t>2</w:t>
-            </w:r>
-          </w:p>
-        </w:tc>
-        <w:tc>
-          <w:tcPr>
-            <w:tcW w:w="1337" w:type="dxa"/>
-            <w:tcBorders>
-              <w:top w:val="single" w:sz="4" w:space="0" w:color="000000"/>
-              <w:left w:val="single" w:sz="4" w:space="0" w:color="000000"/>
-              <w:bottom w:val="single" w:sz="4" w:space="0" w:color="000000"/>
-            </w:tcBorders>
-          </w:tcPr>
-          <w:p>
-            <w:pPr>
-              <w:pStyle w:val="Contenudetableau"/>
-              <w:spacing w:before="0" w:after="200"/>
-              <w:rPr/>
-            </w:pPr>
-            <w:r>
-              <w:rPr/>
-              <w:t>3</w:t>
-            </w:r>
-          </w:p>
-        </w:tc>
-        <w:tc>
-          <w:tcPr>
-            <w:tcW w:w="1337" w:type="dxa"/>
-            <w:tcBorders>
-              <w:top w:val="single" w:sz="4" w:space="0" w:color="000000"/>
-              <w:left w:val="single" w:sz="4" w:space="0" w:color="000000"/>
-              <w:bottom w:val="single" w:sz="4" w:space="0" w:color="000000"/>
-            </w:tcBorders>
-          </w:tcPr>
-          <w:p>
-            <w:pPr>
-              <w:pStyle w:val="Contenudetableau"/>
-              <w:spacing w:before="0" w:after="200"/>
-              <w:rPr/>
-            </w:pPr>
-            <w:r>
-              <w:rPr/>
-              <w:t>4</w:t>
-            </w:r>
-          </w:p>
-        </w:tc>
-        <w:tc>
-          <w:tcPr>
-            <w:tcW w:w="1337" w:type="dxa"/>
-            <w:tcBorders>
-              <w:top w:val="single" w:sz="4" w:space="0" w:color="000000"/>
-              <w:left w:val="single" w:sz="4" w:space="0" w:color="000000"/>
-              <w:bottom w:val="single" w:sz="4" w:space="0" w:color="000000"/>
-            </w:tcBorders>
-          </w:tcPr>
-          <w:p>
-            <w:pPr>
-              <w:pStyle w:val="Contenudetableau"/>
-              <w:spacing w:before="0" w:after="200"/>
-              <w:rPr/>
-            </w:pPr>
-            <w:r>
-              <w:rPr/>
-              <w:t>5</w:t>
-            </w:r>
-          </w:p>
-        </w:tc>
-        <w:tc>
-          <w:tcPr>
-            <w:tcW w:w="1338" w:type="dxa"/>
-            <w:tcBorders>
-              <w:top w:val="single" w:sz="4" w:space="0" w:color="000000"/>
-              <w:left w:val="single" w:sz="4" w:space="0" w:color="000000"/>
-              <w:bottom w:val="single" w:sz="4" w:space="0" w:color="000000"/>
               <w:right w:val="single" w:sz="4" w:space="0" w:color="000000"/>
             </w:tcBorders>
           </w:tcPr>
           <w:p>
             <w:pPr>
-              <w:pStyle w:val="Contenudetableau"/>
+              <w:pStyle w:val="Contenudetableauuser"/>
               <w:spacing w:before="0" w:after="200"/>
               <w:rPr/>
             </w:pPr>
@@ -235,29 +265,37 @@
         <w:trPr/>
         <w:tc>
           <w:tcPr>
-            <w:tcW w:w="1336" w:type="dxa"/>
-            <w:tcBorders>
-              <w:left w:val="single" w:sz="4" w:space="0" w:color="000000"/>
-              <w:bottom w:val="single" w:sz="4" w:space="0" w:color="000000"/>
-            </w:tcBorders>
-          </w:tcPr>
-          <w:p>
-            <w:pPr>
-              <w:pStyle w:val="Contenudetableau"/>
-              <w:spacing w:before="0" w:after="200"/>
-              <w:rPr/>
-            </w:pPr>
-            <w:r>
-              <w:rPr/>
-              <w:t>vitesse</w:t>
-            </w:r>
-            <w:r>
-              <w:rPr/>
-              <w:t>(m/</w:t>
-            </w:r>
-            <w:r>
-              <w:rPr/>
-              <w:t>s</w:t>
+            <w:tcW w:w="1335" w:type="dxa"/>
+            <w:tcBorders>
+              <w:left w:val="single" w:sz="4" w:space="0" w:color="000000"/>
+              <w:bottom w:val="single" w:sz="4" w:space="0" w:color="000000"/>
+            </w:tcBorders>
+          </w:tcPr>
+          <w:p>
+            <w:pPr>
+              <w:pStyle w:val="Contenudetableauuser"/>
+              <w:spacing w:before="0" w:after="200"/>
+              <w:rPr/>
+            </w:pPr>
+            <w:r>
+              <w:rPr/>
+              <w:t>T</w:t>
+            </w:r>
+            <w:r>
+              <w:rPr>
+                <w:vertAlign w:val="superscript"/>
+              </w:rPr>
+              <w:t xml:space="preserve">2 </w:t>
+            </w:r>
+            <w:r>
+              <w:rPr/>
+              <w:t>(s</w:t>
+            </w:r>
+            <w:r>
+              <w:rPr>
+                <w:vertAlign w:val="superscript"/>
+              </w:rPr>
+              <w:t>2</w:t>
             </w:r>
             <w:r>
               <w:rPr/>
@@ -267,122 +305,122 @@
         </w:tc>
         <w:tc>
           <w:tcPr>
+            <w:tcW w:w="1339" w:type="dxa"/>
+            <w:tcBorders>
+              <w:left w:val="single" w:sz="4" w:space="0" w:color="000000"/>
+              <w:bottom w:val="single" w:sz="4" w:space="0" w:color="000000"/>
+            </w:tcBorders>
+          </w:tcPr>
+          <w:p>
+            <w:pPr>
+              <w:pStyle w:val="Contenudetableauuser"/>
+              <w:spacing w:before="0" w:after="200"/>
+              <w:rPr/>
+            </w:pPr>
+            <w:r>
+              <w:rPr/>
+              <w:t>0,41</w:t>
+            </w:r>
+          </w:p>
+        </w:tc>
+        <w:tc>
+          <w:tcPr>
+            <w:tcW w:w="1337" w:type="dxa"/>
+            <w:tcBorders>
+              <w:left w:val="single" w:sz="4" w:space="0" w:color="000000"/>
+              <w:bottom w:val="single" w:sz="4" w:space="0" w:color="000000"/>
+            </w:tcBorders>
+          </w:tcPr>
+          <w:p>
+            <w:pPr>
+              <w:pStyle w:val="Contenudetableauuser"/>
+              <w:spacing w:before="0" w:after="200"/>
+              <w:rPr/>
+            </w:pPr>
+            <w:r>
+              <w:rPr/>
+              <w:t>0,79</w:t>
+            </w:r>
+          </w:p>
+        </w:tc>
+        <w:tc>
+          <w:tcPr>
+            <w:tcW w:w="1337" w:type="dxa"/>
+            <w:tcBorders>
+              <w:left w:val="single" w:sz="4" w:space="0" w:color="000000"/>
+              <w:bottom w:val="single" w:sz="4" w:space="0" w:color="000000"/>
+            </w:tcBorders>
+          </w:tcPr>
+          <w:p>
+            <w:pPr>
+              <w:pStyle w:val="Contenudetableauuser"/>
+              <w:spacing w:before="0" w:after="200"/>
+              <w:rPr/>
+            </w:pPr>
+            <w:r>
+              <w:rPr/>
+              <w:t>1,22</w:t>
+            </w:r>
+          </w:p>
+        </w:tc>
+        <w:tc>
+          <w:tcPr>
+            <w:tcW w:w="1337" w:type="dxa"/>
+            <w:tcBorders>
+              <w:left w:val="single" w:sz="4" w:space="0" w:color="000000"/>
+              <w:bottom w:val="single" w:sz="4" w:space="0" w:color="000000"/>
+            </w:tcBorders>
+          </w:tcPr>
+          <w:p>
+            <w:pPr>
+              <w:pStyle w:val="Contenudetableauuser"/>
+              <w:spacing w:before="0" w:after="200"/>
+              <w:rPr/>
+            </w:pPr>
+            <w:r>
+              <w:rPr/>
+              <w:t>1,59</w:t>
+            </w:r>
+          </w:p>
+        </w:tc>
+        <w:tc>
+          <w:tcPr>
+            <w:tcW w:w="1337" w:type="dxa"/>
+            <w:tcBorders>
+              <w:left w:val="single" w:sz="4" w:space="0" w:color="000000"/>
+              <w:bottom w:val="single" w:sz="4" w:space="0" w:color="000000"/>
+            </w:tcBorders>
+          </w:tcPr>
+          <w:p>
+            <w:pPr>
+              <w:pStyle w:val="Contenudetableauuser"/>
+              <w:spacing w:before="0" w:after="200"/>
+              <w:rPr/>
+            </w:pPr>
+            <w:r>
+              <w:rPr/>
+              <w:t>2,03</w:t>
+            </w:r>
+          </w:p>
+        </w:tc>
+        <w:tc>
+          <w:tcPr>
             <w:tcW w:w="1338" w:type="dxa"/>
             <w:tcBorders>
               <w:left w:val="single" w:sz="4" w:space="0" w:color="000000"/>
               <w:bottom w:val="single" w:sz="4" w:space="0" w:color="000000"/>
-            </w:tcBorders>
-          </w:tcPr>
-          <w:p>
-            <w:pPr>
-              <w:pStyle w:val="Contenudetableau"/>
-              <w:spacing w:before="0" w:after="200"/>
-              <w:rPr/>
-            </w:pPr>
-            <w:r>
-              <w:rPr/>
-              <w:t>0,12</w:t>
-            </w:r>
-          </w:p>
-        </w:tc>
-        <w:tc>
-          <w:tcPr>
-            <w:tcW w:w="1337" w:type="dxa"/>
-            <w:tcBorders>
-              <w:left w:val="single" w:sz="4" w:space="0" w:color="000000"/>
-              <w:bottom w:val="single" w:sz="4" w:space="0" w:color="000000"/>
-            </w:tcBorders>
-          </w:tcPr>
-          <w:p>
-            <w:pPr>
-              <w:pStyle w:val="Contenudetableau"/>
-              <w:spacing w:before="0" w:after="200"/>
-              <w:rPr/>
-            </w:pPr>
-            <w:r>
-              <w:rPr/>
-              <w:t>1,58</w:t>
-            </w:r>
-          </w:p>
-        </w:tc>
-        <w:tc>
-          <w:tcPr>
-            <w:tcW w:w="1337" w:type="dxa"/>
-            <w:tcBorders>
-              <w:left w:val="single" w:sz="4" w:space="0" w:color="000000"/>
-              <w:bottom w:val="single" w:sz="4" w:space="0" w:color="000000"/>
-            </w:tcBorders>
-          </w:tcPr>
-          <w:p>
-            <w:pPr>
-              <w:pStyle w:val="Contenudetableau"/>
-              <w:spacing w:before="0" w:after="200"/>
-              <w:rPr/>
-            </w:pPr>
-            <w:r>
-              <w:rPr/>
-              <w:t>3,15</w:t>
-            </w:r>
-          </w:p>
-        </w:tc>
-        <w:tc>
-          <w:tcPr>
-            <w:tcW w:w="1337" w:type="dxa"/>
-            <w:tcBorders>
-              <w:left w:val="single" w:sz="4" w:space="0" w:color="000000"/>
-              <w:bottom w:val="single" w:sz="4" w:space="0" w:color="000000"/>
-            </w:tcBorders>
-          </w:tcPr>
-          <w:p>
-            <w:pPr>
-              <w:pStyle w:val="Contenudetableau"/>
-              <w:spacing w:before="0" w:after="200"/>
-              <w:rPr/>
-            </w:pPr>
-            <w:r>
-              <w:rPr/>
-              <w:t>4,47</w:t>
-            </w:r>
-          </w:p>
-        </w:tc>
-        <w:tc>
-          <w:tcPr>
-            <w:tcW w:w="1337" w:type="dxa"/>
-            <w:tcBorders>
-              <w:left w:val="single" w:sz="4" w:space="0" w:color="000000"/>
-              <w:bottom w:val="single" w:sz="4" w:space="0" w:color="000000"/>
-            </w:tcBorders>
-          </w:tcPr>
-          <w:p>
-            <w:pPr>
-              <w:pStyle w:val="Contenudetableau"/>
-              <w:spacing w:before="0" w:after="200"/>
-              <w:rPr/>
-            </w:pPr>
-            <w:r>
-              <w:rPr/>
-              <w:t>6,10</w:t>
-            </w:r>
-          </w:p>
-        </w:tc>
-        <w:tc>
-          <w:tcPr>
-            <w:tcW w:w="1338" w:type="dxa"/>
-            <w:tcBorders>
-              <w:left w:val="single" w:sz="4" w:space="0" w:color="000000"/>
-              <w:bottom w:val="single" w:sz="4" w:space="0" w:color="000000"/>
               <w:right w:val="single" w:sz="4" w:space="0" w:color="000000"/>
             </w:tcBorders>
           </w:tcPr>
           <w:p>
             <w:pPr>
-              <w:pStyle w:val="Contenudetableau"/>
-              <w:spacing w:before="0" w:after="200"/>
-              <w:rPr/>
-            </w:pPr>
-            <w:r>
-              <w:rPr/>
-              <w:t>7,62</w:t>
+              <w:pStyle w:val="Contenudetableauuser"/>
+              <w:spacing w:before="0" w:after="200"/>
+              <w:rPr/>
+            </w:pPr>
+            <w:r>
+              <w:rPr/>
+              <w:t>2,41</w:t>
             </w:r>
           </w:p>
         </w:tc>
@@ -393,21 +431,121 @@
         </w:trPr>
         <w:tc>
           <w:tcPr>
-            <w:tcW w:w="1336" w:type="dxa"/>
-            <w:tcBorders>
-              <w:left w:val="single" w:sz="4" w:space="0" w:color="000000"/>
-              <w:bottom w:val="single" w:sz="4" w:space="0" w:color="000000"/>
-            </w:tcBorders>
-          </w:tcPr>
-          <w:p>
-            <w:pPr>
-              <w:pStyle w:val="Contenudetableau"/>
-              <w:spacing w:before="0" w:after="200"/>
-              <w:rPr/>
-            </w:pPr>
-            <w:r>
-              <w:rPr/>
-              <w:t>temps(s)</w:t>
+            <w:tcW w:w="1335" w:type="dxa"/>
+            <w:tcBorders>
+              <w:left w:val="single" w:sz="4" w:space="0" w:color="000000"/>
+              <w:bottom w:val="single" w:sz="4" w:space="0" w:color="000000"/>
+            </w:tcBorders>
+          </w:tcPr>
+          <w:p>
+            <w:pPr>
+              <w:pStyle w:val="Contenudetableauuser"/>
+              <w:spacing w:before="0" w:after="200"/>
+              <w:rPr/>
+            </w:pPr>
+            <w:r>
+              <w:rPr/>
+              <w:t>Longueur (cm)</w:t>
+            </w:r>
+          </w:p>
+        </w:tc>
+        <w:tc>
+          <w:tcPr>
+            <w:tcW w:w="1339" w:type="dxa"/>
+            <w:tcBorders>
+              <w:left w:val="single" w:sz="4" w:space="0" w:color="000000"/>
+              <w:bottom w:val="single" w:sz="4" w:space="0" w:color="000000"/>
+            </w:tcBorders>
+          </w:tcPr>
+          <w:p>
+            <w:pPr>
+              <w:pStyle w:val="Contenudetableauuser"/>
+              <w:spacing w:before="0" w:after="200"/>
+              <w:rPr/>
+            </w:pPr>
+            <w:r>
+              <w:rPr/>
+              <w:t>10,0</w:t>
+            </w:r>
+          </w:p>
+        </w:tc>
+        <w:tc>
+          <w:tcPr>
+            <w:tcW w:w="1337" w:type="dxa"/>
+            <w:tcBorders>
+              <w:left w:val="single" w:sz="4" w:space="0" w:color="000000"/>
+              <w:bottom w:val="single" w:sz="4" w:space="0" w:color="000000"/>
+            </w:tcBorders>
+          </w:tcPr>
+          <w:p>
+            <w:pPr>
+              <w:pStyle w:val="Contenudetableauuser"/>
+              <w:spacing w:before="0" w:after="200"/>
+              <w:rPr/>
+            </w:pPr>
+            <w:r>
+              <w:rPr/>
+              <w:t>20,0</w:t>
+            </w:r>
+          </w:p>
+        </w:tc>
+        <w:tc>
+          <w:tcPr>
+            <w:tcW w:w="1337" w:type="dxa"/>
+            <w:tcBorders>
+              <w:left w:val="single" w:sz="4" w:space="0" w:color="000000"/>
+              <w:bottom w:val="single" w:sz="4" w:space="0" w:color="000000"/>
+            </w:tcBorders>
+          </w:tcPr>
+          <w:p>
+            <w:pPr>
+              <w:pStyle w:val="Contenudetableauuser"/>
+              <w:spacing w:before="0" w:after="200"/>
+              <w:rPr/>
+            </w:pPr>
+            <w:r>
+              <w:rPr/>
+              <w:t>30,0</w:t>
+            </w:r>
+          </w:p>
+        </w:tc>
+        <w:tc>
+          <w:tcPr>
+            <w:tcW w:w="1337" w:type="dxa"/>
+            <w:tcBorders>
+              <w:left w:val="single" w:sz="4" w:space="0" w:color="000000"/>
+              <w:bottom w:val="single" w:sz="4" w:space="0" w:color="000000"/>
+            </w:tcBorders>
+          </w:tcPr>
+          <w:p>
+            <w:pPr>
+              <w:pStyle w:val="Contenudetableauuser"/>
+              <w:spacing w:before="0" w:after="200"/>
+              <w:rPr/>
+            </w:pPr>
+            <w:r>
+              <w:rPr/>
+              <w:t>40,0</w:t>
+            </w:r>
+          </w:p>
+        </w:tc>
+        <w:tc>
+          <w:tcPr>
+            <w:tcW w:w="1337" w:type="dxa"/>
+            <w:tcBorders>
+              <w:left w:val="single" w:sz="4" w:space="0" w:color="000000"/>
+              <w:bottom w:val="single" w:sz="4" w:space="0" w:color="000000"/>
+            </w:tcBorders>
+          </w:tcPr>
+          <w:p>
+            <w:pPr>
+              <w:pStyle w:val="Contenudetableauuser"/>
+              <w:spacing w:before="0" w:after="200"/>
+              <w:rPr/>
+            </w:pPr>
+            <w:r>
+              <w:rPr/>
+              <w:t>50,0</w:t>
             </w:r>
           </w:p>
         </w:tc>
@@ -417,627 +555,12 @@
             <w:tcBorders>
               <w:left w:val="single" w:sz="4" w:space="0" w:color="000000"/>
               <w:bottom w:val="single" w:sz="4" w:space="0" w:color="000000"/>
-            </w:tcBorders>
-          </w:tcPr>
-          <w:p>
-            <w:pPr>
-              <w:pStyle w:val="Contenudetableau"/>
-              <w:spacing w:before="0" w:after="200"/>
-              <w:rPr/>
-            </w:pPr>
-            <w:r>
-              <w:rPr/>
-              <w:t>0,0</w:t>
-            </w:r>
-          </w:p>
-        </w:tc>
-        <w:tc>
-          <w:tcPr>
-            <w:tcW w:w="1337" w:type="dxa"/>
-            <w:tcBorders>
-              <w:left w:val="single" w:sz="4" w:space="0" w:color="000000"/>
-              <w:bottom w:val="single" w:sz="4" w:space="0" w:color="000000"/>
-            </w:tcBorders>
-          </w:tcPr>
-          <w:p>
-            <w:pPr>
-              <w:pStyle w:val="Contenudetableau"/>
-              <w:spacing w:before="0" w:after="200"/>
-              <w:rPr/>
-            </w:pPr>
-            <w:r>
-              <w:rPr/>
-              <w:t>1,0</w:t>
-            </w:r>
-          </w:p>
-        </w:tc>
-        <w:tc>
-          <w:tcPr>
-            <w:tcW w:w="1337" w:type="dxa"/>
-            <w:tcBorders>
-              <w:left w:val="single" w:sz="4" w:space="0" w:color="000000"/>
-              <w:bottom w:val="single" w:sz="4" w:space="0" w:color="000000"/>
-            </w:tcBorders>
-          </w:tcPr>
-          <w:p>
-            <w:pPr>
-              <w:pStyle w:val="Contenudetableau"/>
-              <w:spacing w:before="0" w:after="200"/>
-              <w:rPr/>
-            </w:pPr>
-            <w:r>
-              <w:rPr/>
-              <w:t>2,0</w:t>
-            </w:r>
-          </w:p>
-        </w:tc>
-        <w:tc>
-          <w:tcPr>
-            <w:tcW w:w="1337" w:type="dxa"/>
-            <w:tcBorders>
-              <w:left w:val="single" w:sz="4" w:space="0" w:color="000000"/>
-              <w:bottom w:val="single" w:sz="4" w:space="0" w:color="000000"/>
-            </w:tcBorders>
-          </w:tcPr>
-          <w:p>
-            <w:pPr>
-              <w:pStyle w:val="Contenudetableau"/>
-              <w:spacing w:before="0" w:after="200"/>
-              <w:rPr/>
-            </w:pPr>
-            <w:r>
-              <w:rPr/>
-              <w:t>3,0</w:t>
-            </w:r>
-          </w:p>
-        </w:tc>
-        <w:tc>
-          <w:tcPr>
-            <w:tcW w:w="1337" w:type="dxa"/>
-            <w:tcBorders>
-              <w:left w:val="single" w:sz="4" w:space="0" w:color="000000"/>
-              <w:bottom w:val="single" w:sz="4" w:space="0" w:color="000000"/>
-            </w:tcBorders>
-          </w:tcPr>
-          <w:p>
-            <w:pPr>
-              <w:pStyle w:val="Contenudetableau"/>
-              <w:spacing w:before="0" w:after="200"/>
-              <w:rPr/>
-            </w:pPr>
-            <w:r>
-              <w:rPr/>
-              <w:t>4,0</w:t>
-            </w:r>
-          </w:p>
-        </w:tc>
-        <w:tc>
-          <w:tcPr>
-            <w:tcW w:w="1338" w:type="dxa"/>
-            <w:tcBorders>
-              <w:left w:val="single" w:sz="4" w:space="0" w:color="000000"/>
-              <w:bottom w:val="single" w:sz="4" w:space="0" w:color="000000"/>
               <w:right w:val="single" w:sz="4" w:space="0" w:color="000000"/>
             </w:tcBorders>
           </w:tcPr>
           <w:p>
             <w:pPr>
-              <w:pStyle w:val="Contenudetableau"/>
-              <w:spacing w:before="0" w:after="200"/>
-              <w:rPr/>
-            </w:pPr>
-            <w:r>
-              <w:rPr/>
-              <w:t>5,0</w:t>
-            </w:r>
-          </w:p>
-        </w:tc>
-      </w:tr>
-    </w:tbl>
-    <w:p>
-      <w:pPr>
-        <w:pStyle w:val="FirstParagraph"/>
-        <w:rPr/>
-      </w:pPr>
-      <w:r>
-        <w:rPr/>
-      </w:r>
-      <w:bookmarkEnd w:id="0"/>
-      <w:bookmarkEnd w:id="2"/>
-    </w:p>
-    <w:tbl>
-      <w:tblPr>
-        <w:tblW w:w="5000" w:type="pct"/>
-        <w:jc w:val="left"/>
-        <w:tblInd w:w="55" w:type="dxa"/>
-        <w:tblLayout w:type="fixed"/>
-        <w:tblCellMar>
-          <w:top w:w="55" w:type="dxa"/>
-          <w:left w:w="55" w:type="dxa"/>
-          <w:bottom w:w="55" w:type="dxa"/>
-          <w:right w:w="55" w:type="dxa"/>
-        </w:tblCellMar>
-      </w:tblPr>
-      <w:tblGrid>
-        <w:gridCol w:w="1336"/>
-        <w:gridCol w:w="1338"/>
-        <w:gridCol w:w="1337"/>
-        <w:gridCol w:w="1337"/>
-        <w:gridCol w:w="1337"/>
-        <w:gridCol w:w="1337"/>
-        <w:gridCol w:w="1338"/>
-      </w:tblGrid>
-      <w:tr>
-        <w:trPr/>
-        <w:tc>
-          <w:tcPr>
-            <w:tcW w:w="1336" w:type="dxa"/>
-            <w:tcBorders>
-              <w:top w:val="single" w:sz="4" w:space="0" w:color="000000"/>
-              <w:left w:val="single" w:sz="4" w:space="0" w:color="000000"/>
-              <w:bottom w:val="single" w:sz="4" w:space="0" w:color="000000"/>
-            </w:tcBorders>
-          </w:tcPr>
-          <w:p>
-            <w:pPr>
-              <w:pStyle w:val="Contenudetableau"/>
-              <w:spacing w:before="0" w:after="200"/>
-              <w:rPr/>
-            </w:pPr>
-            <w:r>
-              <w:rPr/>
-              <w:t>Nombre d’essais</w:t>
-            </w:r>
-          </w:p>
-        </w:tc>
-        <w:tc>
-          <w:tcPr>
-            <w:tcW w:w="1338" w:type="dxa"/>
-            <w:tcBorders>
-              <w:top w:val="single" w:sz="4" w:space="0" w:color="000000"/>
-              <w:left w:val="single" w:sz="4" w:space="0" w:color="000000"/>
-              <w:bottom w:val="single" w:sz="4" w:space="0" w:color="000000"/>
-            </w:tcBorders>
-          </w:tcPr>
-          <w:p>
-            <w:pPr>
-              <w:pStyle w:val="Contenudetableau"/>
-              <w:spacing w:before="0" w:after="200"/>
-              <w:rPr/>
-            </w:pPr>
-            <w:r>
-              <w:rPr/>
-              <w:t>1</w:t>
-            </w:r>
-          </w:p>
-        </w:tc>
-        <w:tc>
-          <w:tcPr>
-            <w:tcW w:w="1337" w:type="dxa"/>
-            <w:tcBorders>
-              <w:top w:val="single" w:sz="4" w:space="0" w:color="000000"/>
-              <w:left w:val="single" w:sz="4" w:space="0" w:color="000000"/>
-              <w:bottom w:val="single" w:sz="4" w:space="0" w:color="000000"/>
-            </w:tcBorders>
-          </w:tcPr>
-          <w:p>
-            <w:pPr>
-              <w:pStyle w:val="Contenudetableau"/>
-              <w:spacing w:before="0" w:after="200"/>
-              <w:rPr/>
-            </w:pPr>
-            <w:r>
-              <w:rPr/>
-              <w:t>2</w:t>
-            </w:r>
-          </w:p>
-        </w:tc>
-        <w:tc>
-          <w:tcPr>
-            <w:tcW w:w="1337" w:type="dxa"/>
-            <w:tcBorders>
-              <w:top w:val="single" w:sz="4" w:space="0" w:color="000000"/>
-              <w:left w:val="single" w:sz="4" w:space="0" w:color="000000"/>
-              <w:bottom w:val="single" w:sz="4" w:space="0" w:color="000000"/>
-            </w:tcBorders>
-          </w:tcPr>
-          <w:p>
-            <w:pPr>
-              <w:pStyle w:val="Contenudetableau"/>
-              <w:spacing w:before="0" w:after="200"/>
-              <w:rPr/>
-            </w:pPr>
-            <w:r>
-              <w:rPr/>
-              <w:t>3</w:t>
-            </w:r>
-          </w:p>
-        </w:tc>
-        <w:tc>
-          <w:tcPr>
-            <w:tcW w:w="1337" w:type="dxa"/>
-            <w:tcBorders>
-              <w:top w:val="single" w:sz="4" w:space="0" w:color="000000"/>
-              <w:left w:val="single" w:sz="4" w:space="0" w:color="000000"/>
-              <w:bottom w:val="single" w:sz="4" w:space="0" w:color="000000"/>
-            </w:tcBorders>
-          </w:tcPr>
-          <w:p>
-            <w:pPr>
-              <w:pStyle w:val="Contenudetableau"/>
-              <w:spacing w:before="0" w:after="200"/>
-              <w:rPr/>
-            </w:pPr>
-            <w:r>
-              <w:rPr/>
-              <w:t>4</w:t>
-            </w:r>
-          </w:p>
-        </w:tc>
-        <w:tc>
-          <w:tcPr>
-            <w:tcW w:w="1337" w:type="dxa"/>
-            <w:tcBorders>
-              <w:top w:val="single" w:sz="4" w:space="0" w:color="000000"/>
-              <w:left w:val="single" w:sz="4" w:space="0" w:color="000000"/>
-              <w:bottom w:val="single" w:sz="4" w:space="0" w:color="000000"/>
-            </w:tcBorders>
-          </w:tcPr>
-          <w:p>
-            <w:pPr>
-              <w:pStyle w:val="Contenudetableau"/>
-              <w:spacing w:before="0" w:after="200"/>
-              <w:rPr/>
-            </w:pPr>
-            <w:r>
-              <w:rPr/>
-              <w:t>5</w:t>
-            </w:r>
-          </w:p>
-        </w:tc>
-        <w:tc>
-          <w:tcPr>
-            <w:tcW w:w="1338" w:type="dxa"/>
-            <w:tcBorders>
-              <w:top w:val="single" w:sz="4" w:space="0" w:color="000000"/>
-              <w:left w:val="single" w:sz="4" w:space="0" w:color="000000"/>
-              <w:bottom w:val="single" w:sz="4" w:space="0" w:color="000000"/>
-              <w:right w:val="single" w:sz="4" w:space="0" w:color="000000"/>
-            </w:tcBorders>
-          </w:tcPr>
-          <w:p>
-            <w:pPr>
-              <w:pStyle w:val="Contenudetableau"/>
-              <w:spacing w:before="0" w:after="200"/>
-              <w:rPr/>
-            </w:pPr>
-            <w:r>
-              <w:rPr/>
-              <w:t>6</w:t>
-            </w:r>
-          </w:p>
-        </w:tc>
-      </w:tr>
-      <w:tr>
-        <w:trPr/>
-        <w:tc>
-          <w:tcPr>
-            <w:tcW w:w="1336" w:type="dxa"/>
-            <w:tcBorders>
-              <w:left w:val="single" w:sz="4" w:space="0" w:color="000000"/>
-              <w:bottom w:val="single" w:sz="4" w:space="0" w:color="000000"/>
-            </w:tcBorders>
-          </w:tcPr>
-          <w:p>
-            <w:pPr>
-              <w:pStyle w:val="Contenudetableau"/>
-              <w:spacing w:before="0" w:after="200"/>
-              <w:rPr/>
-            </w:pPr>
-            <w:r>
-              <w:rPr/>
-              <w:t>T</w:t>
-            </w:r>
-            <w:r>
-              <w:rPr>
-                <w:vertAlign w:val="superscript"/>
-              </w:rPr>
-              <w:t xml:space="preserve">2 </w:t>
-            </w:r>
-            <w:r>
-              <w:rPr/>
-              <w:t>(</w:t>
-            </w:r>
-            <w:r>
-              <w:rPr/>
-              <w:t>s</w:t>
-            </w:r>
-            <w:r>
-              <w:rPr>
-                <w:vertAlign w:val="superscript"/>
-              </w:rPr>
-              <w:t>2</w:t>
-            </w:r>
-            <w:r>
-              <w:rPr/>
-              <w:t>)</w:t>
-            </w:r>
-          </w:p>
-        </w:tc>
-        <w:tc>
-          <w:tcPr>
-            <w:tcW w:w="1338" w:type="dxa"/>
-            <w:tcBorders>
-              <w:left w:val="single" w:sz="4" w:space="0" w:color="000000"/>
-              <w:bottom w:val="single" w:sz="4" w:space="0" w:color="000000"/>
-            </w:tcBorders>
-          </w:tcPr>
-          <w:p>
-            <w:pPr>
-              <w:pStyle w:val="Contenudetableau"/>
-              <w:spacing w:before="0" w:after="200"/>
-              <w:rPr/>
-            </w:pPr>
-            <w:r>
-              <w:rPr/>
-              <w:t>0,41</w:t>
-            </w:r>
-          </w:p>
-        </w:tc>
-        <w:tc>
-          <w:tcPr>
-            <w:tcW w:w="1337" w:type="dxa"/>
-            <w:tcBorders>
-              <w:left w:val="single" w:sz="4" w:space="0" w:color="000000"/>
-              <w:bottom w:val="single" w:sz="4" w:space="0" w:color="000000"/>
-            </w:tcBorders>
-          </w:tcPr>
-          <w:p>
-            <w:pPr>
-              <w:pStyle w:val="Contenudetableau"/>
-              <w:spacing w:before="0" w:after="200"/>
-              <w:rPr/>
-            </w:pPr>
-            <w:r>
-              <w:rPr/>
-              <w:t>0,79</w:t>
-            </w:r>
-          </w:p>
-        </w:tc>
-        <w:tc>
-          <w:tcPr>
-            <w:tcW w:w="1337" w:type="dxa"/>
-            <w:tcBorders>
-              <w:left w:val="single" w:sz="4" w:space="0" w:color="000000"/>
-              <w:bottom w:val="single" w:sz="4" w:space="0" w:color="000000"/>
-            </w:tcBorders>
-          </w:tcPr>
-          <w:p>
-            <w:pPr>
-              <w:pStyle w:val="Contenudetableau"/>
-              <w:spacing w:before="0" w:after="200"/>
-              <w:rPr/>
-            </w:pPr>
-            <w:r>
-              <w:rPr/>
-              <w:t>1,22</w:t>
-            </w:r>
-          </w:p>
-        </w:tc>
-        <w:tc>
-          <w:tcPr>
-            <w:tcW w:w="1337" w:type="dxa"/>
-            <w:tcBorders>
-              <w:left w:val="single" w:sz="4" w:space="0" w:color="000000"/>
-              <w:bottom w:val="single" w:sz="4" w:space="0" w:color="000000"/>
-            </w:tcBorders>
-          </w:tcPr>
-          <w:p>
-            <w:pPr>
-              <w:pStyle w:val="Contenudetableau"/>
-              <w:spacing w:before="0" w:after="200"/>
-              <w:rPr/>
-            </w:pPr>
-            <w:r>
-              <w:rPr/>
-              <w:t>1,59</w:t>
-            </w:r>
-          </w:p>
-        </w:tc>
-        <w:tc>
-          <w:tcPr>
-            <w:tcW w:w="1337" w:type="dxa"/>
-            <w:tcBorders>
-              <w:left w:val="single" w:sz="4" w:space="0" w:color="000000"/>
-              <w:bottom w:val="single" w:sz="4" w:space="0" w:color="000000"/>
-            </w:tcBorders>
-          </w:tcPr>
-          <w:p>
-            <w:pPr>
-              <w:pStyle w:val="Contenudetableau"/>
-              <w:spacing w:before="0" w:after="200"/>
-              <w:rPr/>
-            </w:pPr>
-            <w:r>
-              <w:rPr/>
-              <w:t>2,03</w:t>
-            </w:r>
-          </w:p>
-        </w:tc>
-        <w:tc>
-          <w:tcPr>
-            <w:tcW w:w="1338" w:type="dxa"/>
-            <w:tcBorders>
-              <w:left w:val="single" w:sz="4" w:space="0" w:color="000000"/>
-              <w:bottom w:val="single" w:sz="4" w:space="0" w:color="000000"/>
-              <w:right w:val="single" w:sz="4" w:space="0" w:color="000000"/>
-            </w:tcBorders>
-          </w:tcPr>
-          <w:p>
-            <w:pPr>
-              <w:pStyle w:val="Contenudetableau"/>
-              <w:spacing w:before="0" w:after="200"/>
-              <w:rPr/>
-            </w:pPr>
-            <w:r>
-              <w:rPr/>
-              <w:t>2,41</w:t>
-            </w:r>
-          </w:p>
-        </w:tc>
-      </w:tr>
-      <w:tr>
-        <w:trPr>
-          <w:trHeight w:val="558" w:hRule="atLeast"/>
-        </w:trPr>
-        <w:tc>
-          <w:tcPr>
-            <w:tcW w:w="1336" w:type="dxa"/>
-            <w:tcBorders>
-              <w:left w:val="single" w:sz="4" w:space="0" w:color="000000"/>
-              <w:bottom w:val="single" w:sz="4" w:space="0" w:color="000000"/>
-            </w:tcBorders>
-          </w:tcPr>
-          <w:p>
-            <w:pPr>
-              <w:pStyle w:val="Contenudetableau"/>
-              <w:spacing w:before="0" w:after="200"/>
-              <w:rPr/>
-            </w:pPr>
-            <w:r>
-              <w:rPr/>
-              <w:t xml:space="preserve">Longueur </w:t>
-            </w:r>
-            <w:r>
-              <w:rPr/>
-              <w:t>(</w:t>
-            </w:r>
-            <w:r>
-              <w:rPr/>
-              <w:t>cm</w:t>
-            </w:r>
-            <w:r>
-              <w:rPr/>
-              <w:t>)</w:t>
-            </w:r>
-          </w:p>
-        </w:tc>
-        <w:tc>
-          <w:tcPr>
-            <w:tcW w:w="1338" w:type="dxa"/>
-            <w:tcBorders>
-              <w:left w:val="single" w:sz="4" w:space="0" w:color="000000"/>
-              <w:bottom w:val="single" w:sz="4" w:space="0" w:color="000000"/>
-            </w:tcBorders>
-          </w:tcPr>
-          <w:p>
-            <w:pPr>
-              <w:pStyle w:val="Contenudetableau"/>
-              <w:spacing w:before="0" w:after="200"/>
-              <w:rPr/>
-            </w:pPr>
-            <w:r>
-              <w:rPr/>
-              <w:t>1</w:t>
-            </w:r>
-            <w:r>
-              <w:rPr/>
-              <w:t>0,0</w:t>
-            </w:r>
-          </w:p>
-        </w:tc>
-        <w:tc>
-          <w:tcPr>
-            <w:tcW w:w="1337" w:type="dxa"/>
-            <w:tcBorders>
-              <w:left w:val="single" w:sz="4" w:space="0" w:color="000000"/>
-              <w:bottom w:val="single" w:sz="4" w:space="0" w:color="000000"/>
-            </w:tcBorders>
-          </w:tcPr>
-          <w:p>
-            <w:pPr>
-              <w:pStyle w:val="Contenudetableau"/>
-              <w:spacing w:before="0" w:after="200"/>
-              <w:rPr/>
-            </w:pPr>
-            <w:r>
-              <w:rPr/>
-              <w:t>20,0</w:t>
-            </w:r>
-          </w:p>
-        </w:tc>
-        <w:tc>
-          <w:tcPr>
-            <w:tcW w:w="1337" w:type="dxa"/>
-            <w:tcBorders>
-              <w:left w:val="single" w:sz="4" w:space="0" w:color="000000"/>
-              <w:bottom w:val="single" w:sz="4" w:space="0" w:color="000000"/>
-            </w:tcBorders>
-          </w:tcPr>
-          <w:p>
-            <w:pPr>
-              <w:pStyle w:val="Contenudetableau"/>
-              <w:spacing w:before="0" w:after="200"/>
-              <w:rPr/>
-            </w:pPr>
-            <w:r>
-              <w:rPr/>
-              <w:t>30,0</w:t>
-            </w:r>
-          </w:p>
-        </w:tc>
-        <w:tc>
-          <w:tcPr>
-            <w:tcW w:w="1337" w:type="dxa"/>
-            <w:tcBorders>
-              <w:left w:val="single" w:sz="4" w:space="0" w:color="000000"/>
-              <w:bottom w:val="single" w:sz="4" w:space="0" w:color="000000"/>
-            </w:tcBorders>
-          </w:tcPr>
-          <w:p>
-            <w:pPr>
-              <w:pStyle w:val="Contenudetableau"/>
-              <w:spacing w:before="0" w:after="200"/>
-              <w:rPr/>
-            </w:pPr>
-            <w:r>
-              <w:rPr/>
-              <w:t>40,0</w:t>
-            </w:r>
-          </w:p>
-        </w:tc>
-        <w:tc>
-          <w:tcPr>
-            <w:tcW w:w="1337" w:type="dxa"/>
-            <w:tcBorders>
-              <w:left w:val="single" w:sz="4" w:space="0" w:color="000000"/>
-              <w:bottom w:val="single" w:sz="4" w:space="0" w:color="000000"/>
-            </w:tcBorders>
-          </w:tcPr>
-          <w:p>
-            <w:pPr>
-              <w:pStyle w:val="Contenudetableau"/>
-              <w:spacing w:before="0" w:after="200"/>
-              <w:rPr/>
-            </w:pPr>
-            <w:r>
-              <w:rPr/>
-              <w:t>50,0</w:t>
-            </w:r>
-          </w:p>
-        </w:tc>
-        <w:tc>
-          <w:tcPr>
-            <w:tcW w:w="1338" w:type="dxa"/>
-            <w:tcBorders>
-              <w:left w:val="single" w:sz="4" w:space="0" w:color="000000"/>
-              <w:bottom w:val="single" w:sz="4" w:space="0" w:color="000000"/>
-              <w:right w:val="single" w:sz="4" w:space="0" w:color="000000"/>
-            </w:tcBorders>
-          </w:tcPr>
-          <w:p>
-            <w:pPr>
-              <w:pStyle w:val="Contenudetableau"/>
+              <w:pStyle w:val="Contenudetableauuser"/>
               <w:spacing w:before="0" w:after="200"/>
               <w:rPr/>
             </w:pPr>
@@ -1490,15 +1013,15 @@
     <w:qFormat/>
     <w:rPr/>
   </w:style>
+  <w:style w:type="character" w:styleId="Caractresdenotedebasdepageuser">
+    <w:name w:val="Caractères de note de bas de page (user)"/>
+    <w:qFormat/>
+    <w:rPr>
+      <w:vertAlign w:val="superscript"/>
+    </w:rPr>
+  </w:style>
   <w:style w:type="character" w:styleId="Caractresdenotedebasdepage">
     <w:name w:val="Caractères de note de bas de page"/>
-    <w:qFormat/>
-    <w:rPr>
-      <w:vertAlign w:val="superscript"/>
-    </w:rPr>
-  </w:style>
-  <w:style w:type="character" w:styleId="Caractresdenotedebasdepageuser">
-    <w:name w:val="Caractères de note de bas de page (user)"/>
     <w:qFormat/>
     <w:rPr>
       <w:vertAlign w:val="superscript"/>
@@ -2054,7 +1577,7 @@
   </w:style>
   <w:style w:type="paragraph" w:styleId="IndexHeading">
     <w:name w:val="index heading"/>
-    <w:basedOn w:val="Titre"/>
+    <w:basedOn w:val="Titreuser"/>
     <w:pPr/>
     <w:rPr/>
   </w:style>
@@ -2084,6 +1607,16 @@
     <w:pPr/>
     <w:rPr/>
   </w:style>
+  <w:style w:type="paragraph" w:styleId="Contenudetableauuser">
+    <w:name w:val="Contenu de tableau (user)"/>
+    <w:basedOn w:val="Normal"/>
+    <w:qFormat/>
+    <w:pPr>
+      <w:widowControl w:val="false"/>
+      <w:suppressLineNumbers/>
+    </w:pPr>
+    <w:rPr/>
+  </w:style>
   <w:style w:type="paragraph" w:styleId="Contenudetableau">
     <w:name w:val="Contenu de tableau"/>
     <w:basedOn w:val="Normal"/>
@@ -2094,19 +1627,9 @@
     </w:pPr>
     <w:rPr/>
   </w:style>
-  <w:style w:type="paragraph" w:styleId="Contenudetableauuser">
-    <w:name w:val="Contenu de tableau (user)"/>
-    <w:basedOn w:val="Normal"/>
-    <w:qFormat/>
-    <w:pPr>
-      <w:widowControl w:val="false"/>
-      <w:suppressLineNumbers/>
-    </w:pPr>
-    <w:rPr/>
-  </w:style>
-  <w:style w:type="paragraph" w:styleId="Titredetableauuser">
-    <w:name w:val="Titre de tableau (user)"/>
-    <w:basedOn w:val="Contenudetableauuser"/>
+  <w:style w:type="paragraph" w:styleId="Titredetableau">
+    <w:name w:val="Titre de tableau"/>
+    <w:basedOn w:val="Contenudetableau"/>
     <w:qFormat/>
     <w:pPr>
       <w:suppressLineNumbers/>
